--- a/motion/GT-Motion-Features-Usage-and-Examples-Base-v1.1.docx
+++ b/motion/GT-Motion-Features-Usage-and-Examples-Base-v1.1.docx
@@ -19,11 +19,13 @@
       </w:r>
     </w:p>
     <w:p>
+      <w:pPr/>
       <w:r>
         <w:t>Status: Base feature and usage guide. Naming and effect-library vocabulary reviewed.</w:t>
       </w:r>
     </w:p>
     <w:p>
+      <w:pPr/>
       <w:r>
         <w:rPr>
           <w:b/>
@@ -71,12 +73,104 @@
     </w:tbl>
     <w:p>
       <w:pPr>
-        <w:spacing w:after="0"/>
-      </w:pPr>
+        <w:pStyle w:val="Heading1"/>
+      </w:pPr>
+      <w:r>
+        <w:t>Implementation Update — 16 July 2026</w:t>
+      </w:r>
     </w:p>
     <w:p>
+      <w:pPr/>
       <w:r>
-        <w:br w:type="page"/>
+        <w:t>Use this update as the current developer guide. It distinguishes the executable, supported Motion surface from the broader feature catalogue and marks the only known Configuration Editor legacy animation path.</w:t>
+      </w:r>
+    </w:p>
+    <w:p>
+      <w:pPr>
+        <w:pStyle w:val="Heading2"/>
+      </w:pPr>
+      <w:r>
+        <w:t>Use Motion today for</w:t>
+      </w:r>
+    </w:p>
+    <w:p>
+      <w:pPr>
+        <w:pStyle w:val="ListBullet"/>
+      </w:pPr>
+      <w:r>
+        <w:t>Property and effect motion: opacity, appearance effects, translations, scales and rotations run through CFMotionOperation and typed tracks. Retargeting/replacement samples current presentation and is inspectable through operation state, tracks and trace.</w:t>
+      </w:r>
+    </w:p>
+    <w:p>
+      <w:pPr>
+        <w:pStyle w:val="ListBullet"/>
+      </w:pPr>
+      <w:r>
+        <w:t>Layout/geometry transactions: capture explicit source/destination snapshots in a declared coordinate space, let Bloc compute authoritative layout, then present the geometry transition. Use CFMotionNextLayoutReadiness where a layout result must exist before destination capture.</w:t>
+      </w:r>
+    </w:p>
+    <w:p>
+      <w:pPr>
+        <w:pStyle w:val="ListBullet"/>
+      </w:pPr>
+      <w:r>
+        <w:t>Adoption: move a temporary visual through an overlay while logical source/destination membership is updated, then remove the overlay when the operation settles.</w:t>
+      </w:r>
+    </w:p>
+    <w:p>
+      <w:pPr>
+        <w:pStyle w:val="ListBullet"/>
+      </w:pPr>
+      <w:r>
+        <w:t>Configuration Editor placement: preview opacity and pointer-relative placement translation are Motion-owned. The preview root is one composition layer, so fading its container fades the entire rendered preview subtree without separately fading children.</w:t>
+      </w:r>
+    </w:p>
+    <w:p>
+      <w:pPr>
+        <w:pStyle w:val="Heading2"/>
+      </w:pPr>
+      <w:r>
+        <w:t>Do not use transform geometry for height reveal</w:t>
+      </w:r>
+    </w:p>
+    <w:p>
+      <w:pPr/>
+      <w:r>
+        <w:t>A CFMotionGeometryTrack expresses a transform (scale plus translation). If it is applied to an expanding form, the content is visibly squashed/stretched while opening. The editor’s current hover reveal instead clips children and interpolates a height constraint, so controls appear at native size.</w:t>
+      </w:r>
+    </w:p>
+    <w:p>
+      <w:pPr/>
+      <w:r>
+        <w:t>The Motion replacement is planned but not yet implemented: a CFMotionVerticalExtentTrack (or focused reveal operation) will own vExact:, wait for natural layout, interpolate the vertical extent, finish at vFitContent and compose with opacity in the same operation. Until that lands, keep the existing hover path isolated rather than treating generic geometry as equivalent.</w:t>
+      </w:r>
+    </w:p>
+    <w:p>
+      <w:pPr>
+        <w:pStyle w:val="Heading2"/>
+      </w:pPr>
+      <w:r>
+        <w:t>Interaction guidance</w:t>
+      </w:r>
+    </w:p>
+    <w:p>
+      <w:pPr/>
+      <w:r>
+        <w:t>Treat repeated events as requests for a semantic state, not commands to restart animation. Sidebar drag-over and leaving the editor canvas must share the same idempotent preview-cancellation path. If a preview is already hidden or cancelling, do not create another fade operation.</w:t>
+      </w:r>
+    </w:p>
+    <w:p>
+      <w:pPr>
+        <w:pStyle w:val="Heading2"/>
+      </w:pPr>
+      <w:r>
+        <w:t>Migration rule</w:t>
+      </w:r>
+    </w:p>
+    <w:p>
+      <w:pPr/>
+      <w:r>
+        <w:t>Replace editor-local animation only after the equivalent Motion semantic has executable examples and live Config Editor validation. Delete the superseded path immediately after parity is proven; do not retain two engines for the same responsibility.</w:t>
       </w:r>
     </w:p>
     <w:p>
@@ -88,36 +182,43 @@
       </w:r>
     </w:p>
     <w:p>
+      <w:pPr/>
       <w:r>
         <w:t>1. Using this guide</w:t>
       </w:r>
     </w:p>
     <w:p>
+      <w:pPr/>
       <w:r>
         <w:t>2. Starting motion</w:t>
       </w:r>
     </w:p>
     <w:p>
+      <w:pPr/>
       <w:r>
         <w:t>3. Property motion</w:t>
       </w:r>
     </w:p>
     <w:p>
+      <w:pPr/>
       <w:r>
         <w:t>4. Interruption and cancellation</w:t>
       </w:r>
     </w:p>
     <w:p>
+      <w:pPr/>
       <w:r>
         <w:t>5. Layout motion</w:t>
       </w:r>
     </w:p>
     <w:p>
+      <w:pPr/>
       <w:r>
         <w:t>6. Appear and disappear</w:t>
       </w:r>
     </w:p>
     <w:p>
+      <w:pPr/>
       <w:r>
         <w:t>7. Effects</w:t>
       </w:r>
@@ -181,64 +282,74 @@
       </w:r>
     </w:p>
     <w:p>
+      <w:pPr/>
       <w:r>
         <w:t>8. Typed inputs</w:t>
       </w:r>
     </w:p>
     <w:p>
+      <w:pPr/>
       <w:r>
         <w:t>9. Collections and distribution</w:t>
       </w:r>
     </w:p>
     <w:p>
+      <w:pPr/>
       <w:r>
         <w:t>10. Interaction values and velocity</w:t>
       </w:r>
     </w:p>
     <w:p>
+      <w:pPr/>
       <w:r>
         <w:t>11. Paths</w:t>
       </w:r>
     </w:p>
     <w:p>
+      <w:pPr/>
       <w:r>
         <w:t>12. Behaviours</w:t>
       </w:r>
     </w:p>
     <w:p>
+      <w:pPr/>
       <w:r>
         <w:t>13. Brick integration</w:t>
       </w:r>
     </w:p>
     <w:p>
+      <w:pPr/>
       <w:r>
         <w:t>14. Styles and reduced motion</w:t>
       </w:r>
     </w:p>
     <w:p>
+      <w:pPr/>
       <w:r>
         <w:t>15. Inspection and debugging</w:t>
       </w:r>
     </w:p>
     <w:p>
+      <w:pPr/>
       <w:r>
         <w:t>16. Extending Motion</w:t>
       </w:r>
     </w:p>
     <w:p>
+      <w:pPr/>
       <w:r>
         <w:t>17. Complete behaviour examples</w:t>
       </w:r>
     </w:p>
     <w:p>
+      <w:pPr/>
       <w:r>
         <w:t>18. Feature maturity and implementation order</w:t>
       </w:r>
     </w:p>
     <w:p>
-      <w:r>
-        <w:br w:type="page"/>
-      </w:r>
+      <w:pPr/>
+      <w:r/>
     </w:p>
     <w:p>
       <w:pPr>
@@ -249,6 +360,7 @@
       </w:r>
     </w:p>
     <w:p>
+      <w:pPr/>
       <w:r>
         <w:t>This guide defines the intended developer experience. The API examples are design targets: exact selectors may be refined as the implementation is verified against current Bloc and Brick source, but the responsibilities and usability standard are fixed.</w:t>
       </w:r>
@@ -406,6 +518,7 @@
       </w:r>
     </w:p>
     <w:p>
+      <w:pPr/>
       <w:r>
         <w:t>The preferred public entry is element motion. During incubation, CFMotion on: element may remain as an explicit equivalent. Both resolve the element's BlSpace and its single coordinator.</w:t>
       </w:r>
@@ -443,6 +556,7 @@
       </w:r>
     </w:p>
     <w:p>
+      <w:pPr/>
       <w:r>
         <w:t>Durations and curves normally come from CFMotionStyle. Local overrides remain available and inspectable.</w:t>
       </w:r>
@@ -496,6 +610,7 @@
       </w:r>
     </w:p>
     <w:p>
+      <w:pPr/>
       <w:r>
         <w:t>Translation, scale and rotation are independent presentation channels. They compose with each other and with the element's authoritative transformation rather than erasing it.</w:t>
       </w:r>
@@ -524,6 +639,7 @@
       </w:r>
     </w:p>
     <w:p>
+      <w:pPr/>
       <w:r>
         <w:t>Focused convenience messages are preferred over generic property symbols.</w:t>
       </w:r>
@@ -557,6 +673,7 @@
       </w:r>
     </w:p>
     <w:p>
+      <w:pPr/>
       <w:r>
         <w:t>The second request finds the current owner and retargets it from the currently presented opacity. It does not jump back to the original source value.</w:t>
       </w:r>
@@ -602,6 +719,7 @@
       </w:r>
     </w:p>
     <w:p>
+      <w:pPr/>
       <w:r>
         <w:t>Cancellation reaches terminal state only after its cleanup policy has completed.</w:t>
       </w:r>
@@ -641,6 +759,7 @@
       </w:r>
     </w:p>
     <w:p>
+      <w:pPr/>
       <w:r>
         <w:t>Motion captures the declared participants, applies the authoritative mutation, waits for required layout and readiness, then presents the transition to the geometry computed by Bloc layout. Motion does not supply the destination size.</w:t>
       </w:r>
@@ -700,6 +819,7 @@
       </w:r>
     </w:p>
     <w:p>
+      <w:pPr/>
       <w:r>
         <w:t>The operation uses one declared coordinate space and may use an operation-owned overlay while hierarchy changes.</w:t>
       </w:r>
@@ -728,6 +848,7 @@
       </w:r>
     </w:p>
     <w:p>
+      <w:pPr/>
       <w:r>
         <w:t>Appear and disappear own insertion, visibility and completion policy. The selected library effect supplies the visual recipe. Applications do not manually hide or remove the element halfway through the operation.</w:t>
       </w:r>
@@ -1141,6 +1262,7 @@
       </w:r>
     </w:p>
     <w:p>
+      <w:pPr/>
       <w:r>
         <w:t>Library effects are ready to use as supplied and remain configurable through ordinary messages. Their composition and parameters are inspectable state rather than hidden choreography.</w:t>
       </w:r>
@@ -1154,6 +1276,7 @@
       </w:r>
     </w:p>
     <w:p>
+      <w:pPr/>
       <w:r>
         <w:t>Runtime facts are represented by typed input objects. Effects declare the input protocol they accept, allowing completion, validation and direct inspection.</w:t>
       </w:r>
@@ -1202,6 +1325,7 @@
       </w:r>
     </w:p>
     <w:p>
+      <w:pPr/>
       <w:r>
         <w:t>Convenience messages construct the same typed input and do not introduce a second execution path.</w:t>
       </w:r>
@@ -1283,6 +1407,7 @@
       </w:r>
     </w:p>
     <w:p>
+      <w:pPr/>
       <w:r>
         <w:t>A collection remains one operation and lifecycle even when each item has its own timing and tracks. The effect name describes the observable treatment; the subject already supplies context such as characters or rectangles.</w:t>
       </w:r>
@@ -1296,6 +1421,7 @@
       </w:r>
     </w:p>
     <w:p>
+      <w:pPr/>
       <w:r>
         <w:t>Pointer, scroll and path-driven behaviours use typed live values carrying current value, timestamp and velocity.</w:t>
       </w:r>
@@ -1318,6 +1444,7 @@
       </w:r>
     </w:p>
     <w:p>
+      <w:pPr/>
       <w:r>
         <w:t>Derived values are inspectable and do not require effects to poll global input state.</w:t>
       </w:r>
@@ -1331,6 +1458,7 @@
       </w:r>
     </w:p>
     <w:p>
+      <w:pPr/>
       <w:r>
         <w:t>A CFMotionPath answers position, tangent and velocity over progress.</w:t>
       </w:r>
@@ -1372,6 +1500,7 @@
       </w:r>
     </w:p>
     <w:p>
+      <w:pPr/>
       <w:r>
         <w:t>Ordinary users request an orbital fling. Solver and control-point mechanics remain advanced extension details.</w:t>
       </w:r>
@@ -1385,6 +1514,7 @@
       </w:r>
     </w:p>
     <w:p>
+      <w:pPr/>
       <w:r>
         <w:t>A behaviour owns event interpretation and semantic interaction state, and composes effects. It does not implement per-frame interpolation.</w:t>
       </w:r>
@@ -1432,6 +1562,7 @@
       </w:r>
     </w:p>
     <w:p>
+      <w:pPr/>
       <w:r>
         <w:t>Framework options are explicit protocol. User-defined state names may be symbols where they are genuinely names.</w:t>
       </w:r>
@@ -1469,6 +1600,7 @@
       </w:r>
     </w:p>
     <w:p>
+      <w:pPr/>
       <w:r>
         <w:t>The aptitude listens to Brick or Bloc state and events, requests motion and removes handlers when uninstalled.</w:t>
       </w:r>
@@ -1492,6 +1624,7 @@
       </w:r>
     </w:p>
     <w:p>
+      <w:pPr/>
       <w:r>
         <w:t>Wishes are useful when the request is part of a widget contract or must bubble to an owning aptitude. Direct element motion remains suitable for local application logic.</w:t>
       </w:r>
@@ -1520,6 +1653,7 @@
       </w:r>
     </w:p>
     <w:p>
+      <w:pPr/>
       <w:r>
         <w:t>Effects select their reduced alternative automatically. Developers can inspect the effective style and selected alternative.</w:t>
       </w:r>
@@ -1543,6 +1677,7 @@
       </w:r>
     </w:p>
     <w:p>
+      <w:pPr/>
       <w:r>
         <w:t>Expected views include:</w:t>
       </w:r>
@@ -1612,6 +1747,7 @@
       </w:r>
     </w:p>
     <w:p>
+      <w:pPr/>
       <w:r>
         <w:t>Geometry errors such as an invalid source capture should appear as invalid snapshot context, not require custom Transcript instrumentation.</w:t>
       </w:r>
@@ -1681,6 +1817,7 @@
       </w:r>
     </w:p>
     <w:p>
+      <w:pPr/>
       <w:r>
         <w:t>Implement stable enumeration, bounds in the declared coordinate space, source and visual ordering, and per-item context. Document how collection changes during a running operation are handled.</w:t>
       </w:r>
@@ -1694,6 +1831,7 @@
       </w:r>
     </w:p>
     <w:p>
+      <w:pPr/>
       <w:r>
         <w:t>Define event installation and removal, semantic states, guards and requested effects. Verify interruption, detach, reinstallation and reduced-motion behaviour.</w:t>
       </w:r>
@@ -1715,6 +1853,7 @@
       </w:r>
     </w:p>
     <w:p>
+      <w:pPr/>
       <w:r>
         <w:t>Goal: a card lifts on hover, compresses on press, follows the pointer while dragged, then either flings toward a collection icon or springs back. Fling scales down, fades and applies velocity-directed blur.</w:t>
       </w:r>
@@ -1835,6 +1974,7 @@
       </w:r>
     </w:p>
     <w:p>
+      <w:pPr/>
       <w:r>
         <w:t>Goal: drag a compact representation while a separate preview appears in the closest valid target. Retargeting synchronises preview movement, old-gap close, new-gap open, sibling displacement and container expansion.</w:t>
       </w:r>
@@ -1982,6 +2122,7 @@
       </w:r>
     </w:p>
     <w:p>
+      <w:pPr/>
       <w:r>
         <w:t>A placeholder may render while preparing, but it cannot become authoritative destination geometry. A leave event can reverse or retarget the same operation according to policy.</w:t>
       </w:r>

--- a/motion/GT-Motion-Features-Usage-and-Examples-Base-v1.1.docx
+++ b/motion/GT-Motion-Features-Usage-and-Examples-Base-v1.1.docx
@@ -82,6 +82,12 @@
     <w:p>
       <w:pPr/>
       <w:r>
+        <w:t>Current naming checkpoint — 16 July 2026: CFMotion is the live running Motion and CFMotionState is its lifecycle state. Source and executable examples are authoritative. The existing reusable-effect and aptitude vocabulary is provisional; this document does not approve additional names for that role.</w:t>
+      </w:r>
+    </w:p>
+    <w:p>
+      <w:pPr/>
+      <w:r>
         <w:t>Use this update as the current developer guide. It distinguishes the executable, supported Motion surface from the broader feature catalogue and marks the only known Configuration Editor legacy animation path.</w:t>
       </w:r>
     </w:p>
@@ -98,7 +104,7 @@
         <w:pStyle w:val="ListBullet"/>
       </w:pPr>
       <w:r>
-        <w:t>Property and effect motion: opacity, appearance effects, translations, scales and rotations run through CFMotionOperation and typed tracks. Retargeting/replacement samples current presentation and is inspectable through operation state, tracks and trace.</w:t>
+        <w:t>Property and effect motion: opacity, appearance effects, translations, scales and rotations run through CFMotion and typed tracks. Retargeting/replacement samples current presentation and is inspectable through operation state, tracks and trace.</w:t>
       </w:r>
     </w:p>
     <w:p>

--- a/motion/GT-Motion-Features-Usage-and-Examples-Base-v1.1.docx
+++ b/motion/GT-Motion-Features-Usage-and-Examples-Base-v1.1.docx
@@ -21,7 +21,73 @@
     <w:p>
       <w:pPr/>
       <w:r>
-        <w:t>Status: Base feature and usage guide. Naming and effect-library vocabulary reviewed.</w:t>
+        <w:t>Status: Historical feature guide with an authoritative current-usage update dated 17 July 2026.</w:t>
+      </w:r>
+    </w:p>
+    <w:p>
+      <w:pPr>
+        <w:pStyle w:val="Heading1"/>
+      </w:pPr>
+      <w:r>
+        <w:t>Current developer usage — 17 July 2026</w:t>
+      </w:r>
+    </w:p>
+    <w:p>
+      <w:pPr/>
+      <w:r>
+        <w:t>This section is the developer-facing direction for the next implementation phase. It supersedes older examples below that use effect recipes, CFMotionEffects as the public API, gallery helpers, user event handlers or deferred automatic start.</w:t>
+      </w:r>
+    </w:p>
+    <w:p>
+      <w:pPr/>
+      <w:r>
+        <w:t>Use the direct form for a standard named Motion: element motion fadeOut. It builds and starts one CFMotion immediately. This is the expected everyday form.</w:t>
+      </w:r>
+    </w:p>
+    <w:p>
+      <w:pPr/>
+      <w:r>
+        <w:t>Use the block form to configure a named Motion before it starts: element motion fadeIn: [ :builder | builder duration: 500 milliSeconds ]. The block is ordinary Smalltalk, evaluated synchronously by Motion. When it returns, Motion builds and starts the live CFMotion. It is not a callback, handler or asynchronous scheduling mechanism.</w:t>
+      </w:r>
+    </w:p>
+    <w:p>
+      <w:pPr/>
+      <w:r>
+        <w:t>A named Motion supplies the appropriate builder to its block. Shared settings such as duration: and easing: are available on all of them. Motion-specific settings remain scoped: element motion riseAndFadeIn: [ :builder | builder distance: 50 ]. A future jumping-bean request will similarly configure bounciness: and colourShift: only in its own block.</w:t>
+      </w:r>
+    </w:p>
+    <w:p>
+      <w:pPr/>
+      <w:r>
+        <w:t>Use explicit construction only for genuinely custom compositions: motion := (element motion duration: 500 milliSeconds; opacity: 0.4; scale: 0.8 @ 0.8; translation: 50 @ -20; build). motion start.</w:t>
+      </w:r>
+    </w:p>
+    <w:p>
+      <w:pPr>
+        <w:pStyle w:val="Heading2"/>
+      </w:pPr>
+      <w:r>
+        <w:t>Gallery and documentation rule</w:t>
+      </w:r>
+    </w:p>
+    <w:p>
+      <w:pPr/>
+      <w:r>
+        <w:t>The Motion Lepiter pages are a teaching surface, not a test dashboard. Each snippet must show the real animation beside the small public request that creates it. Fixtures may come from CFMotionGalleryExamples, but users must not need click handlers, current-Motion variables, explicit pulse management or gallery-specific helpers. Rebuild the gallery after the direct and block APIs are implemented and proven.</w:t>
+      </w:r>
+    </w:p>
+    <w:p>
+      <w:pPr>
+        <w:pStyle w:val="Heading2"/>
+      </w:pPr>
+      <w:r>
+        <w:t>Implementation status</w:t>
+      </w:r>
+    </w:p>
+    <w:p>
+      <w:pPr/>
+      <w:r>
+        <w:t>These forms are the agreed target, not a claim about the currently loaded source. Until executable examples are green, use the source-level explicit CFMotionBuilder build/start path and treat this section as the implementation contract.</w:t>
       </w:r>
     </w:p>
     <w:p>
@@ -76,7 +142,7 @@
         <w:pStyle w:val="Heading1"/>
       </w:pPr>
       <w:r>
-        <w:t>Implementation Update — 16 July 2026</w:t>
+        <w:t>Historical implementation update — 16 July 2026</w:t>
       </w:r>
     </w:p>
     <w:p>
